--- a/Docs/How to Configure Keycloak to Setup SAML Single Sign On.docx
+++ b/Docs/How to Configure Keycloak to Setup SAML Single Sign On.docx
@@ -21,7 +21,29 @@
           <w:sz w:val="28"/>
           <w:szCs w:val="28"/>
         </w:rPr>
-        <w:t>How to Configure Keycloak to Setup SAML Single Sign On</w:t>
+        <w:t xml:space="preserve">How to Configure </w:t>
+      </w:r>
+      <w:proofErr w:type="spellStart"/>
+      <w:r>
+        <w:rPr>
+          <w:rFonts w:ascii="Times New Roman" w:hAnsi="Times New Roman" w:cs="Times New Roman"/>
+          <w:b/>
+          <w:bCs/>
+          <w:sz w:val="28"/>
+          <w:szCs w:val="28"/>
+        </w:rPr>
+        <w:t>Keycloak</w:t>
+      </w:r>
+      <w:proofErr w:type="spellEnd"/>
+      <w:r>
+        <w:rPr>
+          <w:rFonts w:ascii="Times New Roman" w:hAnsi="Times New Roman" w:cs="Times New Roman"/>
+          <w:b/>
+          <w:bCs/>
+          <w:sz w:val="28"/>
+          <w:szCs w:val="28"/>
+        </w:rPr>
+        <w:t xml:space="preserve"> to Setup SAML Single Sign On</w:t>
       </w:r>
     </w:p>
     <w:p>
@@ -53,6 +75,7 @@
       <w:r>
         <w:rPr>
           <w:rFonts w:ascii="Times New Roman" w:hAnsi="Times New Roman" w:cs="Times New Roman"/>
+          <w:noProof/>
         </w:rPr>
         <w:drawing>
           <wp:inline distT="0" distB="0" distL="0" distR="0" wp14:anchorId="223A10E9" wp14:editId="242CD425">
@@ -151,6 +174,7 @@
       <w:r>
         <w:rPr>
           <w:rFonts w:ascii="Times New Roman" w:hAnsi="Times New Roman" w:cs="Times New Roman"/>
+          <w:noProof/>
         </w:rPr>
         <w:lastRenderedPageBreak/>
         <w:drawing>
@@ -212,6 +236,7 @@
       <w:r>
         <w:rPr>
           <w:rFonts w:ascii="Times New Roman" w:hAnsi="Times New Roman" w:cs="Times New Roman"/>
+          <w:noProof/>
         </w:rPr>
         <w:drawing>
           <wp:inline distT="0" distB="0" distL="0" distR="0" wp14:anchorId="4D6D3E81" wp14:editId="46D9090D">
@@ -279,18 +304,47 @@
         <w:rPr>
           <w:rFonts w:ascii="Times New Roman" w:hAnsi="Times New Roman" w:cs="Times New Roman"/>
         </w:rPr>
-        <w:t>.  Such metadata contains important information for applications (SP) to communicate with Keycloak during authentication.  It should be include in the security configuration of the Spring applications.</w:t>
-      </w:r>
-    </w:p>
-    <w:p>
-      <w:pPr>
-        <w:rPr>
-          <w:rFonts w:ascii="Times New Roman" w:hAnsi="Times New Roman" w:cs="Times New Roman"/>
-        </w:rPr>
-      </w:pPr>
-      <w:r>
-        <w:rPr>
-          <w:rFonts w:ascii="Times New Roman" w:hAnsi="Times New Roman" w:cs="Times New Roman"/>
+        <w:t xml:space="preserve">.  Such metadata contains important information for applications (SP) to communicate with </w:t>
+      </w:r>
+      <w:proofErr w:type="spellStart"/>
+      <w:r>
+        <w:rPr>
+          <w:rFonts w:ascii="Times New Roman" w:hAnsi="Times New Roman" w:cs="Times New Roman"/>
+        </w:rPr>
+        <w:t>Keycloak</w:t>
+      </w:r>
+      <w:proofErr w:type="spellEnd"/>
+      <w:r>
+        <w:rPr>
+          <w:rFonts w:ascii="Times New Roman" w:hAnsi="Times New Roman" w:cs="Times New Roman"/>
+        </w:rPr>
+        <w:t xml:space="preserve"> during authentication.  It should be </w:t>
+      </w:r>
+      <w:proofErr w:type="gramStart"/>
+      <w:r>
+        <w:rPr>
+          <w:rFonts w:ascii="Times New Roman" w:hAnsi="Times New Roman" w:cs="Times New Roman"/>
+        </w:rPr>
+        <w:t>include</w:t>
+      </w:r>
+      <w:proofErr w:type="gramEnd"/>
+      <w:r>
+        <w:rPr>
+          <w:rFonts w:ascii="Times New Roman" w:hAnsi="Times New Roman" w:cs="Times New Roman"/>
+        </w:rPr>
+        <w:t xml:space="preserve"> in the security configuration of the Spring applications.</w:t>
+      </w:r>
+    </w:p>
+    <w:p>
+      <w:pPr>
+        <w:rPr>
+          <w:rFonts w:ascii="Times New Roman" w:hAnsi="Times New Roman" w:cs="Times New Roman"/>
+        </w:rPr>
+      </w:pPr>
+      <w:r>
+        <w:rPr>
+          <w:rFonts w:ascii="Times New Roman" w:hAnsi="Times New Roman" w:cs="Times New Roman"/>
+          <w:noProof/>
         </w:rPr>
         <w:lastRenderedPageBreak/>
         <w:drawing>
@@ -359,6 +413,7 @@
       <w:r>
         <w:rPr>
           <w:rFonts w:ascii="Times New Roman" w:hAnsi="Times New Roman" w:cs="Times New Roman"/>
+          <w:noProof/>
         </w:rPr>
         <w:drawing>
           <wp:inline distT="0" distB="0" distL="0" distR="0" wp14:anchorId="6A37016C" wp14:editId="7880F1AD">
@@ -451,7 +506,21 @@
         <w:rPr>
           <w:rFonts w:ascii="Times New Roman" w:hAnsi="Times New Roman" w:cs="Times New Roman"/>
         </w:rPr>
-        <w:t xml:space="preserve">A client in Keycloak describes a Service Provider, which should match the Spring Boot application.  </w:t>
+        <w:t xml:space="preserve">A client in </w:t>
+      </w:r>
+      <w:proofErr w:type="spellStart"/>
+      <w:r>
+        <w:rPr>
+          <w:rFonts w:ascii="Times New Roman" w:hAnsi="Times New Roman" w:cs="Times New Roman"/>
+        </w:rPr>
+        <w:t>Keycloak</w:t>
+      </w:r>
+      <w:proofErr w:type="spellEnd"/>
+      <w:r>
+        <w:rPr>
+          <w:rFonts w:ascii="Times New Roman" w:hAnsi="Times New Roman" w:cs="Times New Roman"/>
+        </w:rPr>
+        <w:t xml:space="preserve"> describes a Service Provider, which should match the Spring Boot application.  </w:t>
       </w:r>
     </w:p>
     <w:p>
@@ -541,6 +610,7 @@
       <w:r>
         <w:rPr>
           <w:rFonts w:ascii="Times New Roman" w:hAnsi="Times New Roman" w:cs="Times New Roman"/>
+          <w:noProof/>
         </w:rPr>
         <w:lastRenderedPageBreak/>
         <w:drawing>
@@ -633,6 +703,7 @@
       <w:r>
         <w:rPr>
           <w:rFonts w:ascii="Times New Roman" w:hAnsi="Times New Roman" w:cs="Times New Roman"/>
+          <w:noProof/>
         </w:rPr>
         <w:drawing>
           <wp:inline distT="0" distB="0" distL="0" distR="0" wp14:anchorId="4D6ED2A7" wp14:editId="0DEBC63E">
@@ -730,8 +801,30 @@
         <w:rPr>
           <w:rFonts w:ascii="Times New Roman" w:hAnsi="Times New Roman" w:cs="Times New Roman"/>
         </w:rPr>
-        <w:t>/login/saml2/sso/keycloak</w:t>
-      </w:r>
+        <w:t>/login/saml2/</w:t>
+      </w:r>
+      <w:proofErr w:type="spellStart"/>
+      <w:r>
+        <w:rPr>
+          <w:rFonts w:ascii="Times New Roman" w:hAnsi="Times New Roman" w:cs="Times New Roman"/>
+        </w:rPr>
+        <w:t>sso</w:t>
+      </w:r>
+      <w:proofErr w:type="spellEnd"/>
+      <w:r>
+        <w:rPr>
+          <w:rFonts w:ascii="Times New Roman" w:hAnsi="Times New Roman" w:cs="Times New Roman"/>
+        </w:rPr>
+        <w:t>/</w:t>
+      </w:r>
+      <w:proofErr w:type="spellStart"/>
+      <w:r>
+        <w:rPr>
+          <w:rFonts w:ascii="Times New Roman" w:hAnsi="Times New Roman" w:cs="Times New Roman"/>
+        </w:rPr>
+        <w:t>keycloak</w:t>
+      </w:r>
+      <w:proofErr w:type="spellEnd"/>
       <w:r>
         <w:rPr>
           <w:rFonts w:ascii="Times New Roman" w:hAnsi="Times New Roman" w:cs="Times New Roman"/>
@@ -755,6 +848,7 @@
       <w:r>
         <w:rPr>
           <w:rFonts w:ascii="Times New Roman" w:hAnsi="Times New Roman" w:cs="Times New Roman"/>
+          <w:noProof/>
         </w:rPr>
         <w:lastRenderedPageBreak/>
         <w:drawing>
@@ -823,6 +917,7 @@
       <w:r>
         <w:rPr>
           <w:rFonts w:ascii="Times New Roman" w:hAnsi="Times New Roman" w:cs="Times New Roman"/>
+          <w:noProof/>
         </w:rPr>
         <w:drawing>
           <wp:inline distT="0" distB="0" distL="0" distR="0" wp14:anchorId="27941E92" wp14:editId="1DCB6EC8">
@@ -930,6 +1025,7 @@
       <w:r>
         <w:rPr>
           <w:rFonts w:ascii="Times New Roman" w:hAnsi="Times New Roman" w:cs="Times New Roman"/>
+          <w:noProof/>
         </w:rPr>
         <w:lastRenderedPageBreak/>
         <w:drawing>
@@ -1016,6 +1112,7 @@
       <w:r>
         <w:rPr>
           <w:rFonts w:ascii="Times New Roman" w:hAnsi="Times New Roman" w:cs="Times New Roman"/>
+          <w:noProof/>
         </w:rPr>
         <w:drawing>
           <wp:inline distT="0" distB="0" distL="0" distR="0" wp14:anchorId="53E2682E" wp14:editId="23CBBD35">
@@ -1101,8 +1198,30 @@
         <w:rPr>
           <w:rFonts w:ascii="Times New Roman" w:hAnsi="Times New Roman" w:cs="Times New Roman"/>
         </w:rPr>
-        <w:t>/login/saml2/sso/keycloak</w:t>
-      </w:r>
+        <w:t>/login/saml2/</w:t>
+      </w:r>
+      <w:proofErr w:type="spellStart"/>
+      <w:r>
+        <w:rPr>
+          <w:rFonts w:ascii="Times New Roman" w:hAnsi="Times New Roman" w:cs="Times New Roman"/>
+        </w:rPr>
+        <w:t>sso</w:t>
+      </w:r>
+      <w:proofErr w:type="spellEnd"/>
+      <w:r>
+        <w:rPr>
+          <w:rFonts w:ascii="Times New Roman" w:hAnsi="Times New Roman" w:cs="Times New Roman"/>
+        </w:rPr>
+        <w:t>/</w:t>
+      </w:r>
+      <w:proofErr w:type="spellStart"/>
+      <w:r>
+        <w:rPr>
+          <w:rFonts w:ascii="Times New Roman" w:hAnsi="Times New Roman" w:cs="Times New Roman"/>
+        </w:rPr>
+        <w:t>keycloak</w:t>
+      </w:r>
+      <w:proofErr w:type="spellEnd"/>
       <w:r>
         <w:rPr>
           <w:rFonts w:ascii="Times New Roman" w:hAnsi="Times New Roman" w:cs="Times New Roman"/>
@@ -1126,6 +1245,7 @@
       <w:r>
         <w:rPr>
           <w:rFonts w:ascii="Times New Roman" w:hAnsi="Times New Roman" w:cs="Times New Roman"/>
+          <w:noProof/>
         </w:rPr>
         <w:lastRenderedPageBreak/>
         <w:drawing>
@@ -1194,6 +1314,7 @@
       <w:r>
         <w:rPr>
           <w:rFonts w:ascii="Times New Roman" w:hAnsi="Times New Roman" w:cs="Times New Roman"/>
+          <w:noProof/>
         </w:rPr>
         <w:drawing>
           <wp:inline distT="0" distB="0" distL="0" distR="0" wp14:anchorId="7D2D73CD" wp14:editId="301868BB">
@@ -1324,6 +1445,7 @@
       <w:r>
         <w:rPr>
           <w:rFonts w:ascii="Times New Roman" w:hAnsi="Times New Roman" w:cs="Times New Roman"/>
+          <w:noProof/>
         </w:rPr>
         <w:lastRenderedPageBreak/>
         <w:drawing>
@@ -1392,6 +1514,7 @@
       <w:r>
         <w:rPr>
           <w:rFonts w:ascii="Times New Roman" w:hAnsi="Times New Roman" w:cs="Times New Roman"/>
+          <w:noProof/>
         </w:rPr>
         <w:drawing>
           <wp:inline distT="0" distB="0" distL="0" distR="0" wp14:anchorId="709CDC62" wp14:editId="5E9B93E1">
@@ -1452,6 +1575,7 @@
       <w:r>
         <w:rPr>
           <w:rFonts w:ascii="Times New Roman" w:hAnsi="Times New Roman" w:cs="Times New Roman"/>
+          <w:noProof/>
         </w:rPr>
         <w:lastRenderedPageBreak/>
         <w:drawing>
@@ -1559,18 +1683,33 @@
         <w:rPr>
           <w:rFonts w:ascii="Times New Roman" w:hAnsi="Times New Roman" w:cs="Times New Roman"/>
         </w:rPr>
-        <w:t xml:space="preserve"> in a browser.  It will redirect to a Keycloak login screen:</w:t>
-      </w:r>
-    </w:p>
-    <w:p>
-      <w:pPr>
-        <w:rPr>
-          <w:rFonts w:ascii="Times New Roman" w:hAnsi="Times New Roman" w:cs="Times New Roman"/>
-        </w:rPr>
-      </w:pPr>
-      <w:r>
-        <w:rPr>
-          <w:rFonts w:ascii="Times New Roman" w:hAnsi="Times New Roman" w:cs="Times New Roman"/>
+        <w:t xml:space="preserve"> in a browser.  It will redirect to a </w:t>
+      </w:r>
+      <w:proofErr w:type="spellStart"/>
+      <w:r>
+        <w:rPr>
+          <w:rFonts w:ascii="Times New Roman" w:hAnsi="Times New Roman" w:cs="Times New Roman"/>
+        </w:rPr>
+        <w:t>Keycloak</w:t>
+      </w:r>
+      <w:proofErr w:type="spellEnd"/>
+      <w:r>
+        <w:rPr>
+          <w:rFonts w:ascii="Times New Roman" w:hAnsi="Times New Roman" w:cs="Times New Roman"/>
+        </w:rPr>
+        <w:t xml:space="preserve"> login screen:</w:t>
+      </w:r>
+    </w:p>
+    <w:p>
+      <w:pPr>
+        <w:rPr>
+          <w:rFonts w:ascii="Times New Roman" w:hAnsi="Times New Roman" w:cs="Times New Roman"/>
+        </w:rPr>
+      </w:pPr>
+      <w:r>
+        <w:rPr>
+          <w:rFonts w:ascii="Times New Roman" w:hAnsi="Times New Roman" w:cs="Times New Roman"/>
+          <w:noProof/>
         </w:rPr>
         <w:drawing>
           <wp:inline distT="0" distB="0" distL="0" distR="0" wp14:anchorId="37CBE001" wp14:editId="33EF8577">
@@ -1632,13 +1771,7 @@
         <w:rPr>
           <w:rFonts w:ascii="Times New Roman" w:hAnsi="Times New Roman" w:cs="Times New Roman"/>
         </w:rPr>
-        <w:t>2</w:t>
-      </w:r>
-      <w:r>
-        <w:rPr>
-          <w:rFonts w:ascii="Times New Roman" w:hAnsi="Times New Roman" w:cs="Times New Roman"/>
-        </w:rPr>
-        <w:t xml:space="preserve">, then access </w:t>
+        <w:t xml:space="preserve">2, then access </w:t>
       </w:r>
       <w:hyperlink r:id="rId21" w:history="1">
         <w:r>
@@ -1653,24 +1786,33 @@
         <w:rPr>
           <w:rFonts w:ascii="Times New Roman" w:hAnsi="Times New Roman" w:cs="Times New Roman"/>
         </w:rPr>
-        <w:t xml:space="preserve"> </w:t>
-      </w:r>
-      <w:r>
-        <w:rPr>
-          <w:rFonts w:ascii="Times New Roman" w:hAnsi="Times New Roman" w:cs="Times New Roman"/>
-        </w:rPr>
-        <w:t>in a browser.  It will redirect to a Keycloak login screen:</w:t>
-      </w:r>
-    </w:p>
-    <w:p>
-      <w:pPr>
-        <w:rPr>
-          <w:rFonts w:ascii="Times New Roman" w:hAnsi="Times New Roman" w:cs="Times New Roman"/>
-        </w:rPr>
-      </w:pPr>
-      <w:r>
-        <w:rPr>
-          <w:rFonts w:ascii="Times New Roman" w:hAnsi="Times New Roman" w:cs="Times New Roman"/>
+        <w:t xml:space="preserve"> in a browser.  It will redirect to a </w:t>
+      </w:r>
+      <w:proofErr w:type="spellStart"/>
+      <w:r>
+        <w:rPr>
+          <w:rFonts w:ascii="Times New Roman" w:hAnsi="Times New Roman" w:cs="Times New Roman"/>
+        </w:rPr>
+        <w:t>Keycloak</w:t>
+      </w:r>
+      <w:proofErr w:type="spellEnd"/>
+      <w:r>
+        <w:rPr>
+          <w:rFonts w:ascii="Times New Roman" w:hAnsi="Times New Roman" w:cs="Times New Roman"/>
+        </w:rPr>
+        <w:t xml:space="preserve"> login screen:</w:t>
+      </w:r>
+    </w:p>
+    <w:p>
+      <w:pPr>
+        <w:rPr>
+          <w:rFonts w:ascii="Times New Roman" w:hAnsi="Times New Roman" w:cs="Times New Roman"/>
+        </w:rPr>
+      </w:pPr>
+      <w:r>
+        <w:rPr>
+          <w:rFonts w:ascii="Times New Roman" w:hAnsi="Times New Roman" w:cs="Times New Roman"/>
+          <w:noProof/>
         </w:rPr>
         <w:drawing>
           <wp:inline distT="0" distB="0" distL="0" distR="0" wp14:anchorId="06A81C7C" wp14:editId="7A597AF7">
@@ -1763,13 +1905,7 @@
         <w:rPr>
           <w:rFonts w:ascii="Times New Roman" w:hAnsi="Times New Roman" w:cs="Times New Roman"/>
         </w:rPr>
-        <w:t>Retype the URL</w:t>
-      </w:r>
-      <w:r>
-        <w:rPr>
-          <w:rFonts w:ascii="Times New Roman" w:hAnsi="Times New Roman" w:cs="Times New Roman"/>
-        </w:rPr>
-        <w:t xml:space="preserve"> </w:t>
+        <w:t xml:space="preserve">Retype the URL </w:t>
       </w:r>
       <w:hyperlink r:id="rId22" w:history="1">
         <w:r>
@@ -1784,13 +1920,7 @@
         <w:rPr>
           <w:rFonts w:ascii="Times New Roman" w:hAnsi="Times New Roman" w:cs="Times New Roman"/>
         </w:rPr>
-        <w:t xml:space="preserve"> </w:t>
-      </w:r>
-      <w:r>
-        <w:rPr>
-          <w:rFonts w:ascii="Times New Roman" w:hAnsi="Times New Roman" w:cs="Times New Roman"/>
-        </w:rPr>
-        <w:t xml:space="preserve">for </w:t>
+        <w:t xml:space="preserve"> for </w:t>
       </w:r>
       <w:r>
         <w:rPr>
@@ -1802,31 +1932,21 @@
         <w:rPr>
           <w:rFonts w:ascii="Times New Roman" w:hAnsi="Times New Roman" w:cs="Times New Roman"/>
         </w:rPr>
-        <w:t xml:space="preserve">2 </w:t>
-      </w:r>
-      <w:r>
-        <w:rPr>
-          <w:rFonts w:ascii="Times New Roman" w:hAnsi="Times New Roman" w:cs="Times New Roman"/>
-        </w:rPr>
-        <w:t xml:space="preserve">in </w:t>
-      </w:r>
-      <w:r>
-        <w:rPr>
-          <w:rFonts w:ascii="Times New Roman" w:hAnsi="Times New Roman" w:cs="Times New Roman"/>
-        </w:rPr>
-        <w:t>the</w:t>
-      </w:r>
-      <w:r>
-        <w:rPr>
-          <w:rFonts w:ascii="Times New Roman" w:hAnsi="Times New Roman" w:cs="Times New Roman"/>
-        </w:rPr>
-        <w:t xml:space="preserve"> browser.</w:t>
-      </w:r>
-      <w:r>
-        <w:rPr>
-          <w:rFonts w:ascii="Times New Roman" w:hAnsi="Times New Roman" w:cs="Times New Roman"/>
-        </w:rPr>
-        <w:t xml:space="preserve">  It will not show Keycloak login page but show the home page of </w:t>
+        <w:t xml:space="preserve">2 in the browser.  It will not show </w:t>
+      </w:r>
+      <w:proofErr w:type="spellStart"/>
+      <w:r>
+        <w:rPr>
+          <w:rFonts w:ascii="Times New Roman" w:hAnsi="Times New Roman" w:cs="Times New Roman"/>
+        </w:rPr>
+        <w:t>Keycloak</w:t>
+      </w:r>
+      <w:proofErr w:type="spellEnd"/>
+      <w:r>
+        <w:rPr>
+          <w:rFonts w:ascii="Times New Roman" w:hAnsi="Times New Roman" w:cs="Times New Roman"/>
+        </w:rPr>
+        <w:t xml:space="preserve"> login page but show the home page of </w:t>
       </w:r>
       <w:r>
         <w:rPr>
@@ -1838,44 +1958,53 @@
         <w:rPr>
           <w:rFonts w:ascii="Times New Roman" w:hAnsi="Times New Roman" w:cs="Times New Roman"/>
         </w:rPr>
-        <w:t>2.</w:t>
-      </w:r>
-      <w:r>
-        <w:rPr>
-          <w:rFonts w:ascii="Times New Roman" w:hAnsi="Times New Roman" w:cs="Times New Roman"/>
-        </w:rPr>
-        <w:t xml:space="preserve">  </w:t>
-      </w:r>
-    </w:p>
-    <w:p>
-      <w:pPr>
-        <w:rPr>
-          <w:rFonts w:ascii="Times New Roman" w:hAnsi="Times New Roman" w:cs="Times New Roman"/>
-        </w:rPr>
-      </w:pPr>
-    </w:p>
-    <w:p>
-      <w:pPr>
-        <w:rPr>
-          <w:rFonts w:ascii="Times New Roman" w:hAnsi="Times New Roman" w:cs="Times New Roman"/>
-        </w:rPr>
-      </w:pPr>
-      <w:r>
-        <w:rPr>
-          <w:rFonts w:ascii="Times New Roman" w:hAnsi="Times New Roman" w:cs="Times New Roman"/>
-        </w:rPr>
-        <w:t>Login as admin in Keycloak and access Users under the Security Realm.  It shows the user has both client sessions:</w:t>
-      </w:r>
-    </w:p>
-    <w:p>
-      <w:pPr>
-        <w:rPr>
-          <w:rFonts w:ascii="Times New Roman" w:hAnsi="Times New Roman" w:cs="Times New Roman"/>
-        </w:rPr>
-      </w:pPr>
-      <w:r>
-        <w:rPr>
-          <w:rFonts w:ascii="Times New Roman" w:hAnsi="Times New Roman" w:cs="Times New Roman"/>
+        <w:t xml:space="preserve">2.  </w:t>
+      </w:r>
+    </w:p>
+    <w:p>
+      <w:pPr>
+        <w:rPr>
+          <w:rFonts w:ascii="Times New Roman" w:hAnsi="Times New Roman" w:cs="Times New Roman"/>
+        </w:rPr>
+      </w:pPr>
+    </w:p>
+    <w:p>
+      <w:pPr>
+        <w:rPr>
+          <w:rFonts w:ascii="Times New Roman" w:hAnsi="Times New Roman" w:cs="Times New Roman"/>
+        </w:rPr>
+      </w:pPr>
+      <w:r>
+        <w:rPr>
+          <w:rFonts w:ascii="Times New Roman" w:hAnsi="Times New Roman" w:cs="Times New Roman"/>
+        </w:rPr>
+        <w:t xml:space="preserve">Login as admin in </w:t>
+      </w:r>
+      <w:proofErr w:type="spellStart"/>
+      <w:r>
+        <w:rPr>
+          <w:rFonts w:ascii="Times New Roman" w:hAnsi="Times New Roman" w:cs="Times New Roman"/>
+        </w:rPr>
+        <w:t>Keycloak</w:t>
+      </w:r>
+      <w:proofErr w:type="spellEnd"/>
+      <w:r>
+        <w:rPr>
+          <w:rFonts w:ascii="Times New Roman" w:hAnsi="Times New Roman" w:cs="Times New Roman"/>
+        </w:rPr>
+        <w:t xml:space="preserve"> and access Users under the Security Realm.  It shows the user has both client sessions:</w:t>
+      </w:r>
+    </w:p>
+    <w:p>
+      <w:pPr>
+        <w:rPr>
+          <w:rFonts w:ascii="Times New Roman" w:hAnsi="Times New Roman" w:cs="Times New Roman"/>
+        </w:rPr>
+      </w:pPr>
+      <w:r>
+        <w:rPr>
+          <w:rFonts w:ascii="Times New Roman" w:hAnsi="Times New Roman" w:cs="Times New Roman"/>
+          <w:noProof/>
         </w:rPr>
         <w:lastRenderedPageBreak/>
         <w:drawing>
@@ -1944,6 +2073,7 @@
       <w:r>
         <w:rPr>
           <w:rFonts w:ascii="Times New Roman" w:hAnsi="Times New Roman" w:cs="Times New Roman"/>
+          <w:noProof/>
         </w:rPr>
         <w:drawing>
           <wp:inline distT="0" distB="0" distL="0" distR="0" wp14:anchorId="6F134B5A" wp14:editId="0FD344C6">
@@ -2025,6 +2155,948 @@
         </w:rPr>
         <w:t>2 requires login again.</w:t>
       </w:r>
+    </w:p>
+    <w:p>
+      <w:pPr>
+        <w:rPr>
+          <w:rFonts w:ascii="Times New Roman" w:hAnsi="Times New Roman" w:cs="Times New Roman"/>
+        </w:rPr>
+      </w:pPr>
+    </w:p>
+    <w:p>
+      <w:pPr>
+        <w:rPr>
+          <w:rFonts w:ascii="Times New Roman" w:hAnsi="Times New Roman" w:cs="Times New Roman"/>
+        </w:rPr>
+      </w:pPr>
+    </w:p>
+    <w:p>
+      <w:pPr>
+        <w:rPr>
+          <w:rFonts w:ascii="Times New Roman" w:hAnsi="Times New Roman" w:cs="Times New Roman"/>
+        </w:rPr>
+      </w:pPr>
+    </w:p>
+    <w:p>
+      <w:pPr>
+        <w:rPr>
+          <w:rFonts w:ascii="Times New Roman" w:hAnsi="Times New Roman" w:cs="Times New Roman"/>
+        </w:rPr>
+      </w:pPr>
+    </w:p>
+    <w:p>
+      <w:pPr>
+        <w:rPr>
+          <w:rFonts w:ascii="Times New Roman" w:hAnsi="Times New Roman" w:cs="Times New Roman"/>
+        </w:rPr>
+      </w:pPr>
+    </w:p>
+    <w:p>
+      <w:pPr>
+        <w:rPr>
+          <w:rFonts w:ascii="Times New Roman" w:hAnsi="Times New Roman" w:cs="Times New Roman"/>
+        </w:rPr>
+      </w:pPr>
+    </w:p>
+    <w:p>
+      <w:pPr>
+        <w:rPr>
+          <w:rFonts w:ascii="Times New Roman" w:hAnsi="Times New Roman" w:cs="Times New Roman"/>
+        </w:rPr>
+      </w:pPr>
+    </w:p>
+    <w:p>
+      <w:pPr>
+        <w:rPr>
+          <w:rFonts w:ascii="Times New Roman" w:hAnsi="Times New Roman" w:cs="Times New Roman"/>
+        </w:rPr>
+      </w:pPr>
+    </w:p>
+    <w:p>
+      <w:pPr>
+        <w:rPr>
+          <w:rFonts w:ascii="Times New Roman" w:hAnsi="Times New Roman" w:cs="Times New Roman"/>
+          <w:b/>
+          <w:bCs/>
+        </w:rPr>
+      </w:pPr>
+      <w:r>
+        <w:rPr>
+          <w:rFonts w:ascii="Times New Roman" w:hAnsi="Times New Roman" w:cs="Times New Roman"/>
+          <w:b/>
+          <w:bCs/>
+        </w:rPr>
+        <w:lastRenderedPageBreak/>
+        <w:t>Important URLs</w:t>
+      </w:r>
+      <w:r>
+        <w:rPr>
+          <w:rFonts w:ascii="Times New Roman" w:hAnsi="Times New Roman" w:cs="Times New Roman"/>
+          <w:b/>
+          <w:bCs/>
+        </w:rPr>
+        <w:t>:</w:t>
+      </w:r>
+    </w:p>
+    <w:p>
+      <w:pPr>
+        <w:rPr>
+          <w:rFonts w:ascii="Times New Roman" w:hAnsi="Times New Roman" w:cs="Times New Roman"/>
+          <w:b/>
+          <w:bCs/>
+        </w:rPr>
+      </w:pPr>
+    </w:p>
+    <w:tbl>
+      <w:tblPr>
+        <w:tblW w:w="11792" w:type="dxa"/>
+        <w:tblInd w:w="-1220" w:type="dxa"/>
+        <w:tblLook w:val="04A0" w:firstRow="1" w:lastRow="0" w:firstColumn="1" w:lastColumn="0" w:noHBand="0" w:noVBand="1"/>
+      </w:tblPr>
+      <w:tblGrid>
+        <w:gridCol w:w="7332"/>
+        <w:gridCol w:w="1180"/>
+        <w:gridCol w:w="3280"/>
+      </w:tblGrid>
+      <w:tr>
+        <w:trPr>
+          <w:trHeight w:val="373"/>
+        </w:trPr>
+        <w:tc>
+          <w:tcPr>
+            <w:tcW w:w="7332" w:type="dxa"/>
+            <w:tcBorders>
+              <w:top w:val="single" w:sz="4" w:space="0" w:color="44B3E1"/>
+              <w:left w:val="single" w:sz="4" w:space="0" w:color="44B3E1"/>
+              <w:bottom w:val="single" w:sz="4" w:space="0" w:color="44B3E1"/>
+              <w:right w:val="nil"/>
+            </w:tcBorders>
+            <w:shd w:val="clear" w:color="000000" w:fill="1F4E78"/>
+            <w:noWrap/>
+            <w:vAlign w:val="center"/>
+            <w:hideMark/>
+          </w:tcPr>
+          <w:p>
+            <w:pPr>
+              <w:spacing w:after="0" w:line="240" w:lineRule="auto"/>
+              <w:rPr>
+                <w:rFonts w:ascii="Carlito" w:eastAsia="Times New Roman" w:hAnsi="Carlito" w:cs="Times New Roman"/>
+                <w:b/>
+                <w:bCs/>
+                <w:color w:val="FFFFFF"/>
+                <w:kern w:val="0"/>
+                <w:sz w:val="22"/>
+                <w:szCs w:val="22"/>
+                <w14:ligatures w14:val="none"/>
+              </w:rPr>
+            </w:pPr>
+            <w:r>
+              <w:rPr>
+                <w:rFonts w:ascii="Carlito" w:eastAsia="Times New Roman" w:hAnsi="Carlito" w:cs="Times New Roman"/>
+                <w:b/>
+                <w:bCs/>
+                <w:color w:val="FFFFFF"/>
+                <w:kern w:val="0"/>
+                <w:sz w:val="22"/>
+                <w:szCs w:val="22"/>
+                <w14:ligatures w14:val="none"/>
+              </w:rPr>
+              <w:t>URL</w:t>
+            </w:r>
+          </w:p>
+        </w:tc>
+        <w:tc>
+          <w:tcPr>
+            <w:tcW w:w="1180" w:type="dxa"/>
+            <w:tcBorders>
+              <w:top w:val="single" w:sz="4" w:space="0" w:color="44B3E1"/>
+              <w:left w:val="nil"/>
+              <w:bottom w:val="single" w:sz="4" w:space="0" w:color="44B3E1"/>
+              <w:right w:val="nil"/>
+            </w:tcBorders>
+            <w:shd w:val="clear" w:color="000000" w:fill="1F4E78"/>
+            <w:noWrap/>
+            <w:vAlign w:val="center"/>
+            <w:hideMark/>
+          </w:tcPr>
+          <w:p>
+            <w:pPr>
+              <w:spacing w:after="0" w:line="240" w:lineRule="auto"/>
+              <w:rPr>
+                <w:rFonts w:ascii="Carlito" w:eastAsia="Times New Roman" w:hAnsi="Carlito" w:cs="Times New Roman"/>
+                <w:b/>
+                <w:bCs/>
+                <w:color w:val="FFFFFF"/>
+                <w:kern w:val="0"/>
+                <w:sz w:val="22"/>
+                <w:szCs w:val="22"/>
+                <w14:ligatures w14:val="none"/>
+              </w:rPr>
+            </w:pPr>
+            <w:r>
+              <w:rPr>
+                <w:rFonts w:ascii="Carlito" w:eastAsia="Times New Roman" w:hAnsi="Carlito" w:cs="Times New Roman"/>
+                <w:b/>
+                <w:bCs/>
+                <w:color w:val="FFFFFF"/>
+                <w:kern w:val="0"/>
+                <w:sz w:val="22"/>
+                <w:szCs w:val="22"/>
+                <w14:ligatures w14:val="none"/>
+              </w:rPr>
+              <w:t>Owned by</w:t>
+            </w:r>
+          </w:p>
+        </w:tc>
+        <w:tc>
+          <w:tcPr>
+            <w:tcW w:w="3280" w:type="dxa"/>
+            <w:tcBorders>
+              <w:top w:val="single" w:sz="4" w:space="0" w:color="44B3E1"/>
+              <w:left w:val="nil"/>
+              <w:bottom w:val="single" w:sz="4" w:space="0" w:color="44B3E1"/>
+              <w:right w:val="single" w:sz="4" w:space="0" w:color="44B3E1"/>
+            </w:tcBorders>
+            <w:shd w:val="clear" w:color="000000" w:fill="1F4E78"/>
+            <w:noWrap/>
+            <w:vAlign w:val="center"/>
+            <w:hideMark/>
+          </w:tcPr>
+          <w:p>
+            <w:pPr>
+              <w:spacing w:after="0" w:line="240" w:lineRule="auto"/>
+              <w:rPr>
+                <w:rFonts w:ascii="Carlito" w:eastAsia="Times New Roman" w:hAnsi="Carlito" w:cs="Times New Roman"/>
+                <w:b/>
+                <w:bCs/>
+                <w:color w:val="FFFFFF"/>
+                <w:kern w:val="0"/>
+                <w:sz w:val="22"/>
+                <w:szCs w:val="22"/>
+                <w14:ligatures w14:val="none"/>
+              </w:rPr>
+            </w:pPr>
+            <w:r>
+              <w:rPr>
+                <w:rFonts w:ascii="Carlito" w:eastAsia="Times New Roman" w:hAnsi="Carlito" w:cs="Times New Roman"/>
+                <w:b/>
+                <w:bCs/>
+                <w:color w:val="FFFFFF"/>
+                <w:kern w:val="0"/>
+                <w:sz w:val="22"/>
+                <w:szCs w:val="22"/>
+                <w14:ligatures w14:val="none"/>
+              </w:rPr>
+              <w:t>Purpose</w:t>
+            </w:r>
+          </w:p>
+        </w:tc>
+      </w:tr>
+      <w:tr>
+        <w:trPr>
+          <w:trHeight w:val="890"/>
+        </w:trPr>
+        <w:tc>
+          <w:tcPr>
+            <w:tcW w:w="7332" w:type="dxa"/>
+            <w:tcBorders>
+              <w:top w:val="single" w:sz="4" w:space="0" w:color="44B3E1"/>
+              <w:left w:val="single" w:sz="4" w:space="0" w:color="44B3E1"/>
+              <w:bottom w:val="single" w:sz="4" w:space="0" w:color="44B3E1"/>
+              <w:right w:val="nil"/>
+            </w:tcBorders>
+            <w:shd w:val="clear" w:color="C0E6F5" w:fill="C0E6F5"/>
+            <w:vAlign w:val="center"/>
+            <w:hideMark/>
+          </w:tcPr>
+          <w:p>
+            <w:pPr>
+              <w:spacing w:after="0" w:line="240" w:lineRule="auto"/>
+              <w:rPr>
+                <w:rFonts w:ascii="Carlito" w:eastAsia="Times New Roman" w:hAnsi="Carlito" w:cs="Times New Roman"/>
+                <w:color w:val="467886"/>
+                <w:kern w:val="0"/>
+                <w:sz w:val="22"/>
+                <w:szCs w:val="22"/>
+                <w:u w:val="single"/>
+                <w14:ligatures w14:val="none"/>
+              </w:rPr>
+            </w:pPr>
+            <w:hyperlink r:id="rId25" w:history="1">
+              <w:r>
+                <w:rPr>
+                  <w:rFonts w:ascii="Carlito" w:eastAsia="Times New Roman" w:hAnsi="Carlito" w:cs="Times New Roman"/>
+                  <w:color w:val="467886"/>
+                  <w:kern w:val="0"/>
+                  <w:sz w:val="22"/>
+                  <w:szCs w:val="22"/>
+                  <w:u w:val="single"/>
+                  <w14:ligatures w14:val="none"/>
+                </w:rPr>
+                <w:t>http://localhost:9091/saml2/authenticate/keycloak</w:t>
+              </w:r>
+              <w:r>
+                <w:rPr>
+                  <w:rFonts w:ascii="Carlito" w:eastAsia="Times New Roman" w:hAnsi="Carlito" w:cs="Times New Roman"/>
+                  <w:color w:val="467886"/>
+                  <w:kern w:val="0"/>
+                  <w:sz w:val="22"/>
+                  <w:szCs w:val="22"/>
+                  <w:u w:val="single"/>
+                  <w14:ligatures w14:val="none"/>
+                </w:rPr>
+                <w:br/>
+                <w:t>http://localhost:9092/saml2/authenticate/keycloak</w:t>
+              </w:r>
+            </w:hyperlink>
+          </w:p>
+        </w:tc>
+        <w:tc>
+          <w:tcPr>
+            <w:tcW w:w="1180" w:type="dxa"/>
+            <w:tcBorders>
+              <w:top w:val="single" w:sz="4" w:space="0" w:color="44B3E1"/>
+              <w:left w:val="nil"/>
+              <w:bottom w:val="single" w:sz="4" w:space="0" w:color="44B3E1"/>
+              <w:right w:val="nil"/>
+            </w:tcBorders>
+            <w:shd w:val="clear" w:color="C0E6F5" w:fill="C0E6F5"/>
+            <w:vAlign w:val="center"/>
+            <w:hideMark/>
+          </w:tcPr>
+          <w:p>
+            <w:pPr>
+              <w:spacing w:after="0" w:line="240" w:lineRule="auto"/>
+              <w:rPr>
+                <w:rFonts w:ascii="Carlito" w:eastAsia="Times New Roman" w:hAnsi="Carlito" w:cs="Times New Roman"/>
+                <w:color w:val="000000"/>
+                <w:kern w:val="0"/>
+                <w:sz w:val="22"/>
+                <w:szCs w:val="22"/>
+                <w14:ligatures w14:val="none"/>
+              </w:rPr>
+            </w:pPr>
+            <w:r>
+              <w:rPr>
+                <w:rFonts w:ascii="Carlito" w:eastAsia="Times New Roman" w:hAnsi="Carlito" w:cs="Times New Roman"/>
+                <w:color w:val="000000"/>
+                <w:kern w:val="0"/>
+                <w:sz w:val="22"/>
+                <w:szCs w:val="22"/>
+                <w14:ligatures w14:val="none"/>
+              </w:rPr>
+              <w:t>Spring</w:t>
+            </w:r>
+          </w:p>
+        </w:tc>
+        <w:tc>
+          <w:tcPr>
+            <w:tcW w:w="3280" w:type="dxa"/>
+            <w:tcBorders>
+              <w:top w:val="single" w:sz="4" w:space="0" w:color="44B3E1"/>
+              <w:left w:val="nil"/>
+              <w:bottom w:val="single" w:sz="4" w:space="0" w:color="44B3E1"/>
+              <w:right w:val="single" w:sz="4" w:space="0" w:color="44B3E1"/>
+            </w:tcBorders>
+            <w:shd w:val="clear" w:color="C0E6F5" w:fill="C0E6F5"/>
+            <w:vAlign w:val="center"/>
+            <w:hideMark/>
+          </w:tcPr>
+          <w:p>
+            <w:pPr>
+              <w:spacing w:after="0" w:line="240" w:lineRule="auto"/>
+              <w:rPr>
+                <w:rFonts w:ascii="Carlito" w:eastAsia="Times New Roman" w:hAnsi="Carlito" w:cs="Times New Roman"/>
+                <w:color w:val="000000"/>
+                <w:kern w:val="0"/>
+                <w:sz w:val="22"/>
+                <w:szCs w:val="22"/>
+                <w14:ligatures w14:val="none"/>
+              </w:rPr>
+            </w:pPr>
+            <w:r>
+              <w:rPr>
+                <w:rFonts w:ascii="Carlito" w:eastAsia="Times New Roman" w:hAnsi="Carlito" w:cs="Times New Roman"/>
+                <w:color w:val="000000"/>
+                <w:kern w:val="0"/>
+                <w:sz w:val="22"/>
+                <w:szCs w:val="22"/>
+                <w14:ligatures w14:val="none"/>
+              </w:rPr>
+              <w:t>Start SAML login</w:t>
+            </w:r>
+          </w:p>
+        </w:tc>
+      </w:tr>
+      <w:tr>
+        <w:trPr>
+          <w:trHeight w:val="453"/>
+        </w:trPr>
+        <w:tc>
+          <w:tcPr>
+            <w:tcW w:w="7332" w:type="dxa"/>
+            <w:tcBorders>
+              <w:top w:val="single" w:sz="4" w:space="0" w:color="44B3E1"/>
+              <w:left w:val="single" w:sz="4" w:space="0" w:color="44B3E1"/>
+              <w:bottom w:val="single" w:sz="4" w:space="0" w:color="44B3E1"/>
+              <w:right w:val="nil"/>
+            </w:tcBorders>
+            <w:shd w:val="clear" w:color="000000" w:fill="F3F6FA"/>
+            <w:vAlign w:val="center"/>
+            <w:hideMark/>
+          </w:tcPr>
+          <w:p>
+            <w:pPr>
+              <w:spacing w:after="0" w:line="240" w:lineRule="auto"/>
+              <w:rPr>
+                <w:rFonts w:ascii="Carlito" w:eastAsia="Times New Roman" w:hAnsi="Carlito" w:cs="Times New Roman"/>
+                <w:color w:val="467886"/>
+                <w:kern w:val="0"/>
+                <w:sz w:val="22"/>
+                <w:szCs w:val="22"/>
+                <w:u w:val="single"/>
+                <w14:ligatures w14:val="none"/>
+              </w:rPr>
+            </w:pPr>
+            <w:hyperlink r:id="rId26" w:history="1">
+              <w:r>
+                <w:rPr>
+                  <w:rFonts w:ascii="Carlito" w:eastAsia="Times New Roman" w:hAnsi="Carlito" w:cs="Times New Roman"/>
+                  <w:color w:val="467886"/>
+                  <w:kern w:val="0"/>
+                  <w:sz w:val="22"/>
+                  <w:szCs w:val="22"/>
+                  <w:u w:val="single"/>
+                  <w14:ligatures w14:val="none"/>
+                </w:rPr>
+                <w:t>http://localhost:8081/realms/MySecurityRealm/protocol/saml</w:t>
+              </w:r>
+            </w:hyperlink>
+          </w:p>
+        </w:tc>
+        <w:tc>
+          <w:tcPr>
+            <w:tcW w:w="1180" w:type="dxa"/>
+            <w:tcBorders>
+              <w:top w:val="single" w:sz="4" w:space="0" w:color="44B3E1"/>
+              <w:left w:val="nil"/>
+              <w:bottom w:val="single" w:sz="4" w:space="0" w:color="44B3E1"/>
+              <w:right w:val="nil"/>
+            </w:tcBorders>
+            <w:shd w:val="clear" w:color="000000" w:fill="F3F6FA"/>
+            <w:vAlign w:val="center"/>
+            <w:hideMark/>
+          </w:tcPr>
+          <w:p>
+            <w:pPr>
+              <w:spacing w:after="0" w:line="240" w:lineRule="auto"/>
+              <w:rPr>
+                <w:rFonts w:ascii="Carlito" w:eastAsia="Times New Roman" w:hAnsi="Carlito" w:cs="Times New Roman"/>
+                <w:color w:val="000000"/>
+                <w:kern w:val="0"/>
+                <w:sz w:val="22"/>
+                <w:szCs w:val="22"/>
+                <w14:ligatures w14:val="none"/>
+              </w:rPr>
+            </w:pPr>
+            <w:proofErr w:type="spellStart"/>
+            <w:r>
+              <w:rPr>
+                <w:rFonts w:ascii="Carlito" w:eastAsia="Times New Roman" w:hAnsi="Carlito" w:cs="Times New Roman"/>
+                <w:color w:val="000000"/>
+                <w:kern w:val="0"/>
+                <w:sz w:val="22"/>
+                <w:szCs w:val="22"/>
+                <w14:ligatures w14:val="none"/>
+              </w:rPr>
+              <w:t>Keycloak</w:t>
+            </w:r>
+            <w:proofErr w:type="spellEnd"/>
+          </w:p>
+        </w:tc>
+        <w:tc>
+          <w:tcPr>
+            <w:tcW w:w="3280" w:type="dxa"/>
+            <w:tcBorders>
+              <w:top w:val="single" w:sz="4" w:space="0" w:color="44B3E1"/>
+              <w:left w:val="nil"/>
+              <w:bottom w:val="single" w:sz="4" w:space="0" w:color="44B3E1"/>
+              <w:right w:val="single" w:sz="4" w:space="0" w:color="44B3E1"/>
+            </w:tcBorders>
+            <w:shd w:val="clear" w:color="000000" w:fill="F3F6FA"/>
+            <w:vAlign w:val="center"/>
+            <w:hideMark/>
+          </w:tcPr>
+          <w:p>
+            <w:pPr>
+              <w:spacing w:after="0" w:line="240" w:lineRule="auto"/>
+              <w:rPr>
+                <w:rFonts w:ascii="Carlito" w:eastAsia="Times New Roman" w:hAnsi="Carlito" w:cs="Times New Roman"/>
+                <w:color w:val="000000"/>
+                <w:kern w:val="0"/>
+                <w:sz w:val="22"/>
+                <w:szCs w:val="22"/>
+                <w14:ligatures w14:val="none"/>
+              </w:rPr>
+            </w:pPr>
+            <w:r>
+              <w:rPr>
+                <w:rFonts w:ascii="Carlito" w:eastAsia="Times New Roman" w:hAnsi="Carlito" w:cs="Times New Roman"/>
+                <w:color w:val="000000"/>
+                <w:kern w:val="0"/>
+                <w:sz w:val="22"/>
+                <w:szCs w:val="22"/>
+                <w14:ligatures w14:val="none"/>
+              </w:rPr>
+              <w:t xml:space="preserve">Receive </w:t>
+            </w:r>
+            <w:proofErr w:type="spellStart"/>
+            <w:r>
+              <w:rPr>
+                <w:rFonts w:ascii="Carlito" w:eastAsia="Times New Roman" w:hAnsi="Carlito" w:cs="Times New Roman"/>
+                <w:color w:val="000000"/>
+                <w:kern w:val="0"/>
+                <w:sz w:val="22"/>
+                <w:szCs w:val="22"/>
+                <w14:ligatures w14:val="none"/>
+              </w:rPr>
+              <w:t>AuthnRequest</w:t>
+            </w:r>
+            <w:proofErr w:type="spellEnd"/>
+            <w:r>
+              <w:rPr>
+                <w:rFonts w:ascii="Carlito" w:eastAsia="Times New Roman" w:hAnsi="Carlito" w:cs="Times New Roman"/>
+                <w:color w:val="000000"/>
+                <w:kern w:val="0"/>
+                <w:sz w:val="22"/>
+                <w:szCs w:val="22"/>
+                <w14:ligatures w14:val="none"/>
+              </w:rPr>
+              <w:t xml:space="preserve"> / perform SSO</w:t>
+            </w:r>
+          </w:p>
+        </w:tc>
+      </w:tr>
+      <w:tr>
+        <w:trPr>
+          <w:trHeight w:val="680"/>
+        </w:trPr>
+        <w:tc>
+          <w:tcPr>
+            <w:tcW w:w="7332" w:type="dxa"/>
+            <w:tcBorders>
+              <w:top w:val="single" w:sz="4" w:space="0" w:color="44B3E1"/>
+              <w:left w:val="single" w:sz="4" w:space="0" w:color="44B3E1"/>
+              <w:bottom w:val="single" w:sz="4" w:space="0" w:color="44B3E1"/>
+              <w:right w:val="nil"/>
+            </w:tcBorders>
+            <w:shd w:val="clear" w:color="C0E6F5" w:fill="C0E6F5"/>
+            <w:vAlign w:val="center"/>
+            <w:hideMark/>
+          </w:tcPr>
+          <w:p>
+            <w:pPr>
+              <w:spacing w:after="0" w:line="240" w:lineRule="auto"/>
+              <w:rPr>
+                <w:rFonts w:ascii="Carlito" w:eastAsia="Times New Roman" w:hAnsi="Carlito" w:cs="Times New Roman"/>
+                <w:color w:val="000000"/>
+                <w:kern w:val="0"/>
+                <w:sz w:val="22"/>
+                <w:szCs w:val="22"/>
+                <w14:ligatures w14:val="none"/>
+              </w:rPr>
+            </w:pPr>
+            <w:r>
+              <w:rPr>
+                <w:rFonts w:ascii="Carlito" w:eastAsia="Times New Roman" w:hAnsi="Carlito" w:cs="Times New Roman"/>
+                <w:color w:val="000000"/>
+                <w:kern w:val="0"/>
+                <w:sz w:val="22"/>
+                <w:szCs w:val="22"/>
+                <w14:ligatures w14:val="none"/>
+              </w:rPr>
+              <w:t>http://localhost:9091/login/saml2/sso/keycloak</w:t>
+            </w:r>
+            <w:r>
+              <w:rPr>
+                <w:rFonts w:ascii="Carlito" w:eastAsia="Times New Roman" w:hAnsi="Carlito" w:cs="Times New Roman"/>
+                <w:color w:val="000000"/>
+                <w:kern w:val="0"/>
+                <w:sz w:val="22"/>
+                <w:szCs w:val="22"/>
+                <w14:ligatures w14:val="none"/>
+              </w:rPr>
+              <w:br/>
+              <w:t>http://localhost:9092/login/saml2/sso/keycloak</w:t>
+            </w:r>
+          </w:p>
+        </w:tc>
+        <w:tc>
+          <w:tcPr>
+            <w:tcW w:w="1180" w:type="dxa"/>
+            <w:tcBorders>
+              <w:top w:val="single" w:sz="4" w:space="0" w:color="44B3E1"/>
+              <w:left w:val="nil"/>
+              <w:bottom w:val="single" w:sz="4" w:space="0" w:color="44B3E1"/>
+              <w:right w:val="nil"/>
+            </w:tcBorders>
+            <w:shd w:val="clear" w:color="C0E6F5" w:fill="C0E6F5"/>
+            <w:vAlign w:val="center"/>
+            <w:hideMark/>
+          </w:tcPr>
+          <w:p>
+            <w:pPr>
+              <w:spacing w:after="0" w:line="240" w:lineRule="auto"/>
+              <w:rPr>
+                <w:rFonts w:ascii="Carlito" w:eastAsia="Times New Roman" w:hAnsi="Carlito" w:cs="Times New Roman"/>
+                <w:color w:val="000000"/>
+                <w:kern w:val="0"/>
+                <w:sz w:val="22"/>
+                <w:szCs w:val="22"/>
+                <w14:ligatures w14:val="none"/>
+              </w:rPr>
+            </w:pPr>
+            <w:r>
+              <w:rPr>
+                <w:rFonts w:ascii="Carlito" w:eastAsia="Times New Roman" w:hAnsi="Carlito" w:cs="Times New Roman"/>
+                <w:color w:val="000000"/>
+                <w:kern w:val="0"/>
+                <w:sz w:val="22"/>
+                <w:szCs w:val="22"/>
+                <w14:ligatures w14:val="none"/>
+              </w:rPr>
+              <w:t>Spring</w:t>
+            </w:r>
+          </w:p>
+        </w:tc>
+        <w:tc>
+          <w:tcPr>
+            <w:tcW w:w="3280" w:type="dxa"/>
+            <w:tcBorders>
+              <w:top w:val="single" w:sz="4" w:space="0" w:color="44B3E1"/>
+              <w:left w:val="nil"/>
+              <w:bottom w:val="single" w:sz="4" w:space="0" w:color="44B3E1"/>
+              <w:right w:val="single" w:sz="4" w:space="0" w:color="44B3E1"/>
+            </w:tcBorders>
+            <w:shd w:val="clear" w:color="C0E6F5" w:fill="C0E6F5"/>
+            <w:vAlign w:val="center"/>
+            <w:hideMark/>
+          </w:tcPr>
+          <w:p>
+            <w:pPr>
+              <w:spacing w:after="0" w:line="240" w:lineRule="auto"/>
+              <w:rPr>
+                <w:rFonts w:ascii="Carlito" w:eastAsia="Times New Roman" w:hAnsi="Carlito" w:cs="Times New Roman"/>
+                <w:color w:val="000000"/>
+                <w:kern w:val="0"/>
+                <w:sz w:val="22"/>
+                <w:szCs w:val="22"/>
+                <w14:ligatures w14:val="none"/>
+              </w:rPr>
+            </w:pPr>
+            <w:r>
+              <w:rPr>
+                <w:rFonts w:ascii="Carlito" w:eastAsia="Times New Roman" w:hAnsi="Carlito" w:cs="Times New Roman"/>
+                <w:color w:val="000000"/>
+                <w:kern w:val="0"/>
+                <w:sz w:val="22"/>
+                <w:szCs w:val="22"/>
+                <w14:ligatures w14:val="none"/>
+              </w:rPr>
+              <w:t xml:space="preserve">ACS: receive </w:t>
+            </w:r>
+            <w:proofErr w:type="spellStart"/>
+            <w:r>
+              <w:rPr>
+                <w:rFonts w:ascii="Carlito" w:eastAsia="Times New Roman" w:hAnsi="Carlito" w:cs="Times New Roman"/>
+                <w:color w:val="000000"/>
+                <w:kern w:val="0"/>
+                <w:sz w:val="22"/>
+                <w:szCs w:val="22"/>
+                <w14:ligatures w14:val="none"/>
+              </w:rPr>
+              <w:t>SAMLResponse</w:t>
+            </w:r>
+            <w:proofErr w:type="spellEnd"/>
+          </w:p>
+        </w:tc>
+      </w:tr>
+      <w:tr>
+        <w:trPr>
+          <w:trHeight w:val="800"/>
+        </w:trPr>
+        <w:tc>
+          <w:tcPr>
+            <w:tcW w:w="7332" w:type="dxa"/>
+            <w:tcBorders>
+              <w:top w:val="single" w:sz="4" w:space="0" w:color="44B3E1"/>
+              <w:left w:val="single" w:sz="4" w:space="0" w:color="44B3E1"/>
+              <w:bottom w:val="single" w:sz="4" w:space="0" w:color="44B3E1"/>
+              <w:right w:val="nil"/>
+            </w:tcBorders>
+            <w:shd w:val="clear" w:color="000000" w:fill="F3F6FA"/>
+            <w:vAlign w:val="center"/>
+            <w:hideMark/>
+          </w:tcPr>
+          <w:p>
+            <w:pPr>
+              <w:spacing w:after="0" w:line="240" w:lineRule="auto"/>
+              <w:rPr>
+                <w:rFonts w:ascii="Carlito" w:eastAsia="Times New Roman" w:hAnsi="Carlito" w:cs="Times New Roman"/>
+                <w:color w:val="000000"/>
+                <w:kern w:val="0"/>
+                <w:sz w:val="22"/>
+                <w:szCs w:val="22"/>
+                <w14:ligatures w14:val="none"/>
+              </w:rPr>
+            </w:pPr>
+            <w:r>
+              <w:rPr>
+                <w:rFonts w:ascii="Carlito" w:eastAsia="Times New Roman" w:hAnsi="Carlito" w:cs="Times New Roman"/>
+                <w:color w:val="000000"/>
+                <w:kern w:val="0"/>
+                <w:sz w:val="22"/>
+                <w:szCs w:val="22"/>
+                <w14:ligatures w14:val="none"/>
+              </w:rPr>
+              <w:t>http://localhost:9091/saml2/metadata/keycloak</w:t>
+            </w:r>
+            <w:r>
+              <w:rPr>
+                <w:rFonts w:ascii="Carlito" w:eastAsia="Times New Roman" w:hAnsi="Carlito" w:cs="Times New Roman"/>
+                <w:color w:val="000000"/>
+                <w:kern w:val="0"/>
+                <w:sz w:val="22"/>
+                <w:szCs w:val="22"/>
+                <w14:ligatures w14:val="none"/>
+              </w:rPr>
+              <w:br/>
+              <w:t>http://localhost:9092/saml2/metadata/keycloak</w:t>
+            </w:r>
+          </w:p>
+        </w:tc>
+        <w:tc>
+          <w:tcPr>
+            <w:tcW w:w="1180" w:type="dxa"/>
+            <w:tcBorders>
+              <w:top w:val="single" w:sz="4" w:space="0" w:color="44B3E1"/>
+              <w:left w:val="nil"/>
+              <w:bottom w:val="single" w:sz="4" w:space="0" w:color="44B3E1"/>
+              <w:right w:val="nil"/>
+            </w:tcBorders>
+            <w:shd w:val="clear" w:color="000000" w:fill="F3F6FA"/>
+            <w:vAlign w:val="center"/>
+            <w:hideMark/>
+          </w:tcPr>
+          <w:p>
+            <w:pPr>
+              <w:spacing w:after="0" w:line="240" w:lineRule="auto"/>
+              <w:rPr>
+                <w:rFonts w:ascii="Carlito" w:eastAsia="Times New Roman" w:hAnsi="Carlito" w:cs="Times New Roman"/>
+                <w:color w:val="000000"/>
+                <w:kern w:val="0"/>
+                <w:sz w:val="22"/>
+                <w:szCs w:val="22"/>
+                <w14:ligatures w14:val="none"/>
+              </w:rPr>
+            </w:pPr>
+            <w:r>
+              <w:rPr>
+                <w:rFonts w:ascii="Carlito" w:eastAsia="Times New Roman" w:hAnsi="Carlito" w:cs="Times New Roman"/>
+                <w:color w:val="000000"/>
+                <w:kern w:val="0"/>
+                <w:sz w:val="22"/>
+                <w:szCs w:val="22"/>
+                <w14:ligatures w14:val="none"/>
+              </w:rPr>
+              <w:t>Spring</w:t>
+            </w:r>
+          </w:p>
+        </w:tc>
+        <w:tc>
+          <w:tcPr>
+            <w:tcW w:w="3280" w:type="dxa"/>
+            <w:tcBorders>
+              <w:top w:val="single" w:sz="4" w:space="0" w:color="44B3E1"/>
+              <w:left w:val="nil"/>
+              <w:bottom w:val="single" w:sz="4" w:space="0" w:color="44B3E1"/>
+              <w:right w:val="single" w:sz="4" w:space="0" w:color="44B3E1"/>
+            </w:tcBorders>
+            <w:shd w:val="clear" w:color="000000" w:fill="F3F6FA"/>
+            <w:vAlign w:val="center"/>
+            <w:hideMark/>
+          </w:tcPr>
+          <w:p>
+            <w:pPr>
+              <w:spacing w:after="0" w:line="240" w:lineRule="auto"/>
+              <w:rPr>
+                <w:rFonts w:ascii="Carlito" w:eastAsia="Times New Roman" w:hAnsi="Carlito" w:cs="Times New Roman"/>
+                <w:color w:val="000000"/>
+                <w:kern w:val="0"/>
+                <w:sz w:val="22"/>
+                <w:szCs w:val="22"/>
+                <w14:ligatures w14:val="none"/>
+              </w:rPr>
+            </w:pPr>
+            <w:r>
+              <w:rPr>
+                <w:rFonts w:ascii="Carlito" w:eastAsia="Times New Roman" w:hAnsi="Carlito" w:cs="Times New Roman"/>
+                <w:color w:val="000000"/>
+                <w:kern w:val="0"/>
+                <w:sz w:val="22"/>
+                <w:szCs w:val="22"/>
+                <w14:ligatures w14:val="none"/>
+              </w:rPr>
+              <w:t>Spring SP metadata</w:t>
+            </w:r>
+          </w:p>
+        </w:tc>
+      </w:tr>
+      <w:tr>
+        <w:trPr>
+          <w:trHeight w:val="453"/>
+        </w:trPr>
+        <w:tc>
+          <w:tcPr>
+            <w:tcW w:w="7332" w:type="dxa"/>
+            <w:tcBorders>
+              <w:top w:val="single" w:sz="4" w:space="0" w:color="44B3E1"/>
+              <w:left w:val="single" w:sz="4" w:space="0" w:color="44B3E1"/>
+              <w:bottom w:val="single" w:sz="4" w:space="0" w:color="44B3E1"/>
+              <w:right w:val="nil"/>
+            </w:tcBorders>
+            <w:shd w:val="clear" w:color="C0E6F5" w:fill="C0E6F5"/>
+            <w:vAlign w:val="center"/>
+            <w:hideMark/>
+          </w:tcPr>
+          <w:p>
+            <w:pPr>
+              <w:spacing w:after="0" w:line="240" w:lineRule="auto"/>
+              <w:rPr>
+                <w:rFonts w:ascii="Carlito" w:eastAsia="Times New Roman" w:hAnsi="Carlito" w:cs="Times New Roman"/>
+                <w:color w:val="467886"/>
+                <w:kern w:val="0"/>
+                <w:sz w:val="22"/>
+                <w:szCs w:val="22"/>
+                <w:u w:val="single"/>
+                <w14:ligatures w14:val="none"/>
+              </w:rPr>
+            </w:pPr>
+            <w:hyperlink r:id="rId27" w:history="1">
+              <w:r>
+                <w:rPr>
+                  <w:rFonts w:ascii="Carlito" w:eastAsia="Times New Roman" w:hAnsi="Carlito" w:cs="Times New Roman"/>
+                  <w:color w:val="467886"/>
+                  <w:kern w:val="0"/>
+                  <w:sz w:val="22"/>
+                  <w:szCs w:val="22"/>
+                  <w:u w:val="single"/>
+                  <w14:ligatures w14:val="none"/>
+                </w:rPr>
+                <w:t>http://localhost:8081/realms/MySecurityRealm/protocol/saml/descriptor</w:t>
+              </w:r>
+            </w:hyperlink>
+          </w:p>
+        </w:tc>
+        <w:tc>
+          <w:tcPr>
+            <w:tcW w:w="1180" w:type="dxa"/>
+            <w:tcBorders>
+              <w:top w:val="single" w:sz="4" w:space="0" w:color="44B3E1"/>
+              <w:left w:val="nil"/>
+              <w:bottom w:val="single" w:sz="4" w:space="0" w:color="44B3E1"/>
+              <w:right w:val="nil"/>
+            </w:tcBorders>
+            <w:shd w:val="clear" w:color="C0E6F5" w:fill="C0E6F5"/>
+            <w:vAlign w:val="center"/>
+            <w:hideMark/>
+          </w:tcPr>
+          <w:p>
+            <w:pPr>
+              <w:spacing w:after="0" w:line="240" w:lineRule="auto"/>
+              <w:rPr>
+                <w:rFonts w:ascii="Carlito" w:eastAsia="Times New Roman" w:hAnsi="Carlito" w:cs="Times New Roman"/>
+                <w:color w:val="000000"/>
+                <w:kern w:val="0"/>
+                <w:sz w:val="22"/>
+                <w:szCs w:val="22"/>
+                <w14:ligatures w14:val="none"/>
+              </w:rPr>
+            </w:pPr>
+            <w:proofErr w:type="spellStart"/>
+            <w:r>
+              <w:rPr>
+                <w:rFonts w:ascii="Carlito" w:eastAsia="Times New Roman" w:hAnsi="Carlito" w:cs="Times New Roman"/>
+                <w:color w:val="000000"/>
+                <w:kern w:val="0"/>
+                <w:sz w:val="22"/>
+                <w:szCs w:val="22"/>
+                <w14:ligatures w14:val="none"/>
+              </w:rPr>
+              <w:t>Keycloak</w:t>
+            </w:r>
+            <w:proofErr w:type="spellEnd"/>
+          </w:p>
+        </w:tc>
+        <w:tc>
+          <w:tcPr>
+            <w:tcW w:w="3280" w:type="dxa"/>
+            <w:tcBorders>
+              <w:top w:val="single" w:sz="4" w:space="0" w:color="44B3E1"/>
+              <w:left w:val="nil"/>
+              <w:bottom w:val="single" w:sz="4" w:space="0" w:color="44B3E1"/>
+              <w:right w:val="single" w:sz="4" w:space="0" w:color="44B3E1"/>
+            </w:tcBorders>
+            <w:shd w:val="clear" w:color="C0E6F5" w:fill="C0E6F5"/>
+            <w:vAlign w:val="center"/>
+            <w:hideMark/>
+          </w:tcPr>
+          <w:p>
+            <w:pPr>
+              <w:spacing w:after="0" w:line="240" w:lineRule="auto"/>
+              <w:rPr>
+                <w:rFonts w:ascii="Carlito" w:eastAsia="Times New Roman" w:hAnsi="Carlito" w:cs="Times New Roman"/>
+                <w:color w:val="000000"/>
+                <w:kern w:val="0"/>
+                <w:sz w:val="22"/>
+                <w:szCs w:val="22"/>
+                <w14:ligatures w14:val="none"/>
+              </w:rPr>
+            </w:pPr>
+            <w:proofErr w:type="spellStart"/>
+            <w:r>
+              <w:rPr>
+                <w:rFonts w:ascii="Carlito" w:eastAsia="Times New Roman" w:hAnsi="Carlito" w:cs="Times New Roman"/>
+                <w:color w:val="000000"/>
+                <w:kern w:val="0"/>
+                <w:sz w:val="22"/>
+                <w:szCs w:val="22"/>
+                <w14:ligatures w14:val="none"/>
+              </w:rPr>
+              <w:t>Keycloak</w:t>
+            </w:r>
+            <w:proofErr w:type="spellEnd"/>
+            <w:r>
+              <w:rPr>
+                <w:rFonts w:ascii="Carlito" w:eastAsia="Times New Roman" w:hAnsi="Carlito" w:cs="Times New Roman"/>
+                <w:color w:val="000000"/>
+                <w:kern w:val="0"/>
+                <w:sz w:val="22"/>
+                <w:szCs w:val="22"/>
+                <w14:ligatures w14:val="none"/>
+              </w:rPr>
+              <w:t xml:space="preserve"> IdP metadata</w:t>
+            </w:r>
+          </w:p>
+        </w:tc>
+      </w:tr>
+    </w:tbl>
+    <w:p>
+      <w:pPr>
+        <w:rPr>
+          <w:rFonts w:ascii="Times New Roman" w:hAnsi="Times New Roman" w:cs="Times New Roman"/>
+        </w:rPr>
+      </w:pPr>
     </w:p>
     <w:p>
       <w:pPr>

--- a/Docs/How to Configure Keycloak to Setup SAML Single Sign On.docx
+++ b/Docs/How to Configure Keycloak to Setup SAML Single Sign On.docx
@@ -59,6 +59,38 @@
           <w:rFonts w:ascii="Times New Roman" w:hAnsi="Times New Roman" w:cs="Times New Roman"/>
         </w:rPr>
       </w:pPr>
+      <w:r>
+        <w:rPr>
+          <w:rFonts w:ascii="Times New Roman" w:hAnsi="Times New Roman" w:cs="Times New Roman"/>
+        </w:rPr>
+        <w:t xml:space="preserve">Suppose </w:t>
+      </w:r>
+      <w:proofErr w:type="spellStart"/>
+      <w:r>
+        <w:rPr>
+          <w:rFonts w:ascii="Times New Roman" w:hAnsi="Times New Roman" w:cs="Times New Roman"/>
+        </w:rPr>
+        <w:t>Keycloak</w:t>
+      </w:r>
+      <w:proofErr w:type="spellEnd"/>
+      <w:r>
+        <w:rPr>
+          <w:rFonts w:ascii="Times New Roman" w:hAnsi="Times New Roman" w:cs="Times New Roman"/>
+        </w:rPr>
+        <w:t xml:space="preserve"> server starts at localhost:999</w:t>
+      </w:r>
+      <w:r>
+        <w:rPr>
+          <w:rFonts w:ascii="Times New Roman" w:hAnsi="Times New Roman" w:cs="Times New Roman"/>
+        </w:rPr>
+        <w:t>1</w:t>
+      </w:r>
+      <w:r>
+        <w:rPr>
+          <w:rFonts w:ascii="Times New Roman" w:hAnsi="Times New Roman" w:cs="Times New Roman"/>
+        </w:rPr>
+        <w:t xml:space="preserve">. </w:t>
+      </w:r>
       <w:r>
         <w:rPr>
           <w:rFonts w:ascii="Times New Roman" w:hAnsi="Times New Roman" w:cs="Times New Roman"/>
@@ -2561,15 +2593,14 @@
             <w:hyperlink r:id="rId26" w:history="1">
               <w:r>
                 <w:rPr>
+                  <w:rStyle w:val="Hyperlink"/>
                   <w:rFonts w:ascii="Carlito" w:eastAsia="Times New Roman" w:hAnsi="Carlito" w:cs="Times New Roman"/>
-                  <w:color w:val="467886"/>
                   <w:kern w:val="0"/>
                   <w:sz w:val="22"/>
                   <w:szCs w:val="22"/>
-                  <w:u w:val="single"/>
                   <w14:ligatures w14:val="none"/>
                 </w:rPr>
-                <w:t>http://localhost:8081/realms/MySecurityRealm/protocol/saml</w:t>
+                <w:t>http://localhost:9991/realms/MySecurityRealm/protocol/saml</w:t>
               </w:r>
             </w:hyperlink>
           </w:p>
@@ -2985,15 +3016,14 @@
             <w:hyperlink r:id="rId27" w:history="1">
               <w:r>
                 <w:rPr>
+                  <w:rStyle w:val="Hyperlink"/>
                   <w:rFonts w:ascii="Carlito" w:eastAsia="Times New Roman" w:hAnsi="Carlito" w:cs="Times New Roman"/>
-                  <w:color w:val="467886"/>
                   <w:kern w:val="0"/>
                   <w:sz w:val="22"/>
                   <w:szCs w:val="22"/>
-                  <w:u w:val="single"/>
                   <w14:ligatures w14:val="none"/>
                 </w:rPr>
-                <w:t>http://localhost:8081/realms/MySecurityRealm/protocol/saml/descriptor</w:t>
+                <w:t>http://localhost:9991/realms/MySecurityRealm/protocol/saml/descriptor</w:t>
               </w:r>
             </w:hyperlink>
           </w:p>
